--- a/output/coverletters/gh_cover_open-positions.docx
+++ b/output/coverletters/gh_cover_open-positions.docx
@@ -4,17 +4,17 @@
   <w:body>
     <w:p>
       <w:r>
-        <w:t>As a current master's student specializing in AI and Machine Learning with a solid foundation in software engineering, I am eager to apply for the Software Engineer II position at Brain Corp. My experience in automating workflows and optimizing AI architectures aligns seamlessly with your team's objectives, making this opportunity an ideal fit for my background and ambitions.</w:t>
+        <w:t>I am excited to apply for the Software Engineer position at FanDuel. This role aligns perfectly with my Master’s in Computer Science and my extensive background in software engineering, where I have honed my skills in designing, implementing, and testing scalable applications using languages like Python and Java.</w:t>
       </w:r>
     </w:p>
     <w:p>
       <w:r>
-        <w:t>During my internship, I successfully led a project that automated data processing workflows, resulting in a 30% increase in efficiency for our machine learning operations. This hands-on experience equipped me with the skills to build predictive models and enhance system performance, which I am excited to bring to your engineering team.</w:t>
+        <w:t>In my previous experiences, I developed automation tools and data-driven systems that improved operational efficiency. These projects involved integrating multiple components and working through iterative design and testing cycles, directly supporting my ability to create reliable software solutions. My solid foundation in machine learning has equipped me with the unique skills to optimize AI architectures, which I believe can add value to FanDuel.</w:t>
       </w:r>
     </w:p>
     <w:p>
       <w:r>
-        <w:t>I am genuinely enthusiastic about Brain Corp's innovative approach to AI applications and am eager to contribute my expertise to your projects. I look forward to the possibility of discussing how my background, skills, and passion for technology can support your team's goals.</w:t>
+        <w:t>I am particularly drawn to the collaborative spirit and innovation at FanDuel. I am motivated by the chance to solve complex problems and enhance customer experiences through robust software solutions. I would welcome the opportunity to contribute to your engineering team and am eager to discuss how my background can benefit FanDuel's ongoing projects. Thank you for your time and consideration.</w:t>
       </w:r>
     </w:p>
     <w:sectPr>

--- a/output/coverletters/gh_cover_open-positions.docx
+++ b/output/coverletters/gh_cover_open-positions.docx
@@ -4,17 +4,17 @@
   <w:body>
     <w:p>
       <w:r>
-        <w:t>I am excited to apply for the Software Engineer position at FanDuel. This role aligns perfectly with my Master’s in Computer Science and my extensive background in software engineering, where I have honed my skills in designing, implementing, and testing scalable applications using languages like Python and Java.</w:t>
+        <w:t>I am excited to apply for the Software Engineer position at FanDuel. With my M.S. in Computer Science and a specialization in AI and Machine Learning, I possess a strong foundation in software engineering that equips me to develop impactful software solutions that meet user needs while enhancing operational efficiency.</w:t>
       </w:r>
     </w:p>
     <w:p>
       <w:r>
-        <w:t>In my previous experiences, I developed automation tools and data-driven systems that improved operational efficiency. These projects involved integrating multiple components and working through iterative design and testing cycles, directly supporting my ability to create reliable software solutions. My solid foundation in machine learning has equipped me with the unique skills to optimize AI architectures, which I believe can add value to FanDuel.</w:t>
+        <w:t>In my academic journey, I have developed projects that required integrating multiple components and building data-driven systems with languages such as Python and Java. My experience includes automating workflows and optimizing AI architectures, which has prepared me to tackle the challenges at FanDuel, where innovative technology drives success in the gaming and entertainment industry.</w:t>
       </w:r>
     </w:p>
     <w:p>
       <w:r>
-        <w:t>I am particularly drawn to the collaborative spirit and innovation at FanDuel. I am motivated by the chance to solve complex problems and enhance customer experiences through robust software solutions. I would welcome the opportunity to contribute to your engineering team and am eager to discuss how my background can benefit FanDuel's ongoing projects. Thank you for your time and consideration.</w:t>
+        <w:t>I am particularly drawn to FanDuel’s commitment to creating engaging user experiences through cutting-edge technology. I am eager to contribute my technical skills and collaborative spirit to the team, and I look forward to the opportunity to discuss how I can enhance your engineering efforts. Thank you for considering my application.</w:t>
       </w:r>
     </w:p>
     <w:sectPr>

--- a/output/coverletters/gh_cover_open-positions.docx
+++ b/output/coverletters/gh_cover_open-positions.docx
@@ -4,17 +4,17 @@
   <w:body>
     <w:p>
       <w:r>
-        <w:t>I am excited to apply for the Software Engineer position at FanDuel. With my M.S. in Computer Science and a specialization in AI and Machine Learning, I possess a strong foundation in software engineering that equips me to develop impactful software solutions that meet user needs while enhancing operational efficiency.</w:t>
+        <w:t>I am excited to apply for the Director, AI Strategy position at The Qt Company. With my M.S. in Computer Science and a focus on AI and Machine Learning, I am well-prepared to develop impactful strategies that enhance your innovative software solutions. My experience includes automating workflows and building predictive models, which directly aligns with the strategic oversight required for this role at The Qt Company.</w:t>
       </w:r>
     </w:p>
     <w:p>
       <w:r>
-        <w:t>In my academic journey, I have developed projects that required integrating multiple components and building data-driven systems with languages such as Python and Java. My experience includes automating workflows and optimizing AI architectures, which has prepared me to tackle the challenges at FanDuel, where innovative technology drives success in the gaming and entertainment industry.</w:t>
+        <w:t>In my previous work, I implemented machine learning solutions that optimized AI architectures and improved operational efficiency. Leveraging programming languages such as Python and Java, I designed scalable and automated systems that effectively managed complex data sets. This hands-on experience has equipped me with the technical and strategic skills necessary to lead AI initiatives successfully.</w:t>
       </w:r>
     </w:p>
     <w:p>
       <w:r>
-        <w:t>I am particularly drawn to FanDuel’s commitment to creating engaging user experiences through cutting-edge technology. I am eager to contribute my technical skills and collaborative spirit to the team, and I look forward to the opportunity to discuss how I can enhance your engineering efforts. Thank you for considering my application.</w:t>
+        <w:t>I am particularly drawn to The Qt Company’s commitment to innovation in software development. I am eager to contribute to transforming how AI is integrated into your solutions and driving collaboration within your engineering teams. I would welcome the opportunity to discuss how my background and skills align with the goals of The Qt Company in this vital role. Thank you for your consideration.</w:t>
       </w:r>
     </w:p>
     <w:sectPr>
